--- a/Lab1_color_converter/Lab1Report_Kovalenko.docx
+++ b/Lab1_color_converter/Lab1Report_Kovalenko.docx
@@ -35,6 +35,7 @@
           <w:bCs/>
           <w:sz w:val="32"/>
           <w:szCs w:val="32"/>
+          <w:lang w:val="en-US"/>
         </w:rPr>
       </w:pPr>
       <w:r>
@@ -51,18 +52,144 @@
     <w:p>
       <w:pPr>
         <w:spacing w:line="240" w:lineRule="auto"/>
-        <w:jc w:val="right"/>
-        <w:rPr>
-          <w:rFonts w:ascii="Times New Roman" w:hAnsi="Times New Roman" w:cs="Times New Roman"/>
-          <w:szCs w:val="28"/>
-        </w:rPr>
-      </w:pPr>
+        <w:rPr>
+          <w:rFonts w:ascii="Times New Roman" w:hAnsi="Times New Roman" w:cs="Times New Roman"/>
+          <w:b/>
+          <w:bCs/>
+          <w:szCs w:val="28"/>
+        </w:rPr>
+      </w:pPr>
+      <w:r>
+        <w:rPr>
+          <w:rFonts w:ascii="Times New Roman" w:hAnsi="Times New Roman" w:cs="Times New Roman"/>
+          <w:b/>
+          <w:bCs/>
+          <w:szCs w:val="28"/>
+        </w:rPr>
+        <w:t>Вариант</w:t>
+      </w:r>
+      <w:r>
+        <w:rPr>
+          <w:rFonts w:ascii="Times New Roman" w:hAnsi="Times New Roman" w:cs="Times New Roman"/>
+          <w:b/>
+          <w:bCs/>
+          <w:szCs w:val="28"/>
+        </w:rPr>
+        <w:t>:</w:t>
+      </w:r>
+      <w:r>
+        <w:rPr>
+          <w:rFonts w:ascii="Times New Roman" w:hAnsi="Times New Roman" w:cs="Times New Roman"/>
+          <w:b/>
+          <w:bCs/>
+          <w:szCs w:val="28"/>
+        </w:rPr>
+        <w:t xml:space="preserve"> </w:t>
+      </w:r>
+      <w:r>
+        <w:rPr>
+          <w:rFonts w:ascii="Times New Roman" w:hAnsi="Times New Roman" w:cs="Times New Roman"/>
+          <w:szCs w:val="28"/>
+        </w:rPr>
+        <w:t>11 (</w:t>
+      </w:r>
+      <w:r>
+        <w:rPr>
+          <w:rFonts w:ascii="Times New Roman" w:hAnsi="Times New Roman" w:cs="Times New Roman"/>
+          <w:szCs w:val="28"/>
+          <w:lang w:val="en-US"/>
+        </w:rPr>
+        <w:t>XYZ</w:t>
+      </w:r>
+      <w:r>
+        <w:rPr>
+          <w:rFonts w:ascii="Times New Roman" w:hAnsi="Times New Roman" w:cs="Times New Roman"/>
+          <w:szCs w:val="28"/>
+        </w:rPr>
+        <w:t>↔</w:t>
+      </w:r>
+      <w:r>
+        <w:rPr>
+          <w:rFonts w:ascii="Times New Roman" w:hAnsi="Times New Roman" w:cs="Times New Roman"/>
+          <w:szCs w:val="28"/>
+          <w:lang w:val="en-US"/>
+        </w:rPr>
+        <w:t>LAB</w:t>
+      </w:r>
+      <w:r>
+        <w:rPr>
+          <w:rFonts w:ascii="Times New Roman" w:hAnsi="Times New Roman" w:cs="Times New Roman"/>
+          <w:szCs w:val="28"/>
+        </w:rPr>
+        <w:t>↔</w:t>
+      </w:r>
+      <w:r>
+        <w:rPr>
+          <w:rFonts w:ascii="Times New Roman" w:hAnsi="Times New Roman" w:cs="Times New Roman"/>
+          <w:szCs w:val="28"/>
+          <w:lang w:val="en-US"/>
+        </w:rPr>
+        <w:t>HLS</w:t>
+      </w:r>
+      <w:r>
+        <w:rPr>
+          <w:rFonts w:ascii="Times New Roman" w:hAnsi="Times New Roman" w:cs="Times New Roman"/>
+          <w:szCs w:val="28"/>
+        </w:rPr>
+        <w:t>)</w:t>
+      </w:r>
+    </w:p>
+    <w:p>
+      <w:pPr>
+        <w:spacing w:line="240" w:lineRule="auto"/>
+        <w:rPr>
+          <w:rFonts w:ascii="Times New Roman" w:hAnsi="Times New Roman" w:cs="Times New Roman"/>
+          <w:szCs w:val="28"/>
+        </w:rPr>
+      </w:pPr>
+      <w:r>
+        <w:rPr>
+          <w:rFonts w:ascii="Times New Roman" w:hAnsi="Times New Roman" w:cs="Times New Roman"/>
+          <w:b/>
+          <w:bCs/>
+          <w:szCs w:val="28"/>
+        </w:rPr>
+        <w:t>Выполнил:</w:t>
+      </w:r>
+      <w:r>
+        <w:rPr>
+          <w:rFonts w:ascii="Times New Roman" w:hAnsi="Times New Roman" w:cs="Times New Roman"/>
+          <w:szCs w:val="28"/>
+        </w:rPr>
+        <w:t xml:space="preserve"> </w:t>
+      </w:r>
       <w:r>
         <w:rPr>
           <w:rFonts w:ascii="Times New Roman" w:hAnsi="Times New Roman" w:cs="Times New Roman"/>
           <w:szCs w:val="28"/>
         </w:rPr>
         <w:t>Коваленко В.С., 2 курс 11 группа</w:t>
+      </w:r>
+    </w:p>
+    <w:p>
+      <w:pPr>
+        <w:spacing w:line="240" w:lineRule="auto"/>
+        <w:jc w:val="center"/>
+        <w:rPr>
+          <w:rFonts w:ascii="Times New Roman" w:hAnsi="Times New Roman" w:cs="Times New Roman"/>
+          <w:b/>
+          <w:bCs/>
+          <w:szCs w:val="28"/>
+        </w:rPr>
+      </w:pPr>
+      <w:r>
+        <w:rPr>
+          <w:rFonts w:ascii="Times New Roman" w:hAnsi="Times New Roman" w:cs="Times New Roman"/>
+          <w:b/>
+          <w:bCs/>
+          <w:szCs w:val="28"/>
+        </w:rPr>
+        <w:t>Цель работы</w:t>
       </w:r>
     </w:p>
     <w:p>
@@ -80,7 +207,14 @@
           <w:rFonts w:ascii="Times New Roman" w:hAnsi="Times New Roman" w:cs="Times New Roman"/>
           <w:szCs w:val="28"/>
         </w:rPr>
-        <w:t xml:space="preserve">Во время выполнения лабораторной работы были изучены основные цветовые модели: </w:t>
+        <w:t>Изучить</w:t>
+      </w:r>
+      <w:r>
+        <w:rPr>
+          <w:rFonts w:ascii="Times New Roman" w:hAnsi="Times New Roman" w:cs="Times New Roman"/>
+          <w:szCs w:val="28"/>
+        </w:rPr>
+        <w:t xml:space="preserve"> основные цветовые модели: </w:t>
       </w:r>
       <w:r>
         <w:rPr>
@@ -108,7 +242,35 @@
           <w:rFonts w:ascii="Times New Roman" w:hAnsi="Times New Roman" w:cs="Times New Roman"/>
           <w:szCs w:val="28"/>
         </w:rPr>
-        <w:t>, исследован цветовой график МКО. Создано приложение</w:t>
+        <w:t>, исследова</w:t>
+      </w:r>
+      <w:r>
+        <w:rPr>
+          <w:rFonts w:ascii="Times New Roman" w:hAnsi="Times New Roman" w:cs="Times New Roman"/>
+          <w:szCs w:val="28"/>
+        </w:rPr>
+        <w:t>ть</w:t>
+      </w:r>
+      <w:r>
+        <w:rPr>
+          <w:rFonts w:ascii="Times New Roman" w:hAnsi="Times New Roman" w:cs="Times New Roman"/>
+          <w:szCs w:val="28"/>
+        </w:rPr>
+        <w:t xml:space="preserve"> цветовой график МКО. Созда</w:t>
+      </w:r>
+      <w:r>
+        <w:rPr>
+          <w:rFonts w:ascii="Times New Roman" w:hAnsi="Times New Roman" w:cs="Times New Roman"/>
+          <w:szCs w:val="28"/>
+        </w:rPr>
+        <w:t>ть</w:t>
+      </w:r>
+      <w:r>
+        <w:rPr>
+          <w:rFonts w:ascii="Times New Roman" w:hAnsi="Times New Roman" w:cs="Times New Roman"/>
+          <w:szCs w:val="28"/>
+        </w:rPr>
+        <w:t xml:space="preserve"> приложение</w:t>
       </w:r>
       <w:r>
         <w:rPr>
@@ -121,47 +283,28 @@
     <w:p>
       <w:pPr>
         <w:spacing w:line="240" w:lineRule="auto"/>
-        <w:ind w:firstLine="709"/>
-        <w:jc w:val="both"/>
-        <w:rPr>
-          <w:rFonts w:ascii="Times New Roman" w:hAnsi="Times New Roman" w:cs="Times New Roman"/>
-          <w:szCs w:val="28"/>
-        </w:rPr>
-      </w:pPr>
-      <w:r>
-        <w:rPr>
-          <w:rFonts w:ascii="Times New Roman" w:hAnsi="Times New Roman" w:cs="Times New Roman"/>
-          <w:szCs w:val="28"/>
-        </w:rPr>
-        <w:t>При разработке</w:t>
-      </w:r>
-      <w:r>
-        <w:rPr>
-          <w:rFonts w:ascii="Times New Roman" w:hAnsi="Times New Roman" w:cs="Times New Roman"/>
-          <w:szCs w:val="28"/>
-        </w:rPr>
-        <w:t xml:space="preserve"> </w:t>
-      </w:r>
-      <w:r>
-        <w:rPr>
-          <w:rFonts w:ascii="Times New Roman" w:hAnsi="Times New Roman" w:cs="Times New Roman"/>
-          <w:szCs w:val="28"/>
-        </w:rPr>
-        <w:t>ре</w:t>
-      </w:r>
-      <w:r>
-        <w:rPr>
-          <w:rFonts w:ascii="Times New Roman" w:hAnsi="Times New Roman" w:cs="Times New Roman"/>
-          <w:szCs w:val="28"/>
-        </w:rPr>
-        <w:t>ализованы следующие функции приложения</w:t>
-      </w:r>
-      <w:r>
-        <w:rPr>
-          <w:rFonts w:ascii="Times New Roman" w:hAnsi="Times New Roman" w:cs="Times New Roman"/>
-          <w:szCs w:val="28"/>
-        </w:rPr>
-        <w:t>:</w:t>
+        <w:ind w:firstLine="708"/>
+        <w:jc w:val="center"/>
+        <w:rPr>
+          <w:rFonts w:ascii="Times New Roman" w:hAnsi="Times New Roman" w:cs="Times New Roman"/>
+          <w:szCs w:val="28"/>
+        </w:rPr>
+      </w:pPr>
+      <w:r>
+        <w:rPr>
+          <w:rFonts w:ascii="Times New Roman" w:hAnsi="Times New Roman" w:cs="Times New Roman"/>
+          <w:szCs w:val="28"/>
+        </w:rPr>
+        <w:t xml:space="preserve">Реализованные в работе </w:t>
+      </w:r>
+      <w:r>
+        <w:rPr>
+          <w:rFonts w:ascii="Times New Roman" w:hAnsi="Times New Roman" w:cs="Times New Roman"/>
+          <w:b/>
+          <w:bCs/>
+          <w:szCs w:val="28"/>
+        </w:rPr>
+        <w:t>задачи</w:t>
       </w:r>
     </w:p>
     <w:p>
@@ -327,6 +470,29 @@
     </w:p>
     <w:p>
       <w:pPr>
+        <w:pStyle w:val="a7"/>
+        <w:spacing w:line="240" w:lineRule="auto"/>
+        <w:ind w:left="426"/>
+        <w:jc w:val="center"/>
+        <w:rPr>
+          <w:rFonts w:ascii="Times New Roman" w:hAnsi="Times New Roman" w:cs="Times New Roman"/>
+          <w:b/>
+          <w:bCs/>
+          <w:szCs w:val="28"/>
+        </w:rPr>
+      </w:pPr>
+      <w:r>
+        <w:rPr>
+          <w:rFonts w:ascii="Times New Roman" w:hAnsi="Times New Roman" w:cs="Times New Roman"/>
+          <w:b/>
+          <w:bCs/>
+          <w:szCs w:val="28"/>
+        </w:rPr>
+        <w:t>Структура проекта</w:t>
+      </w:r>
+    </w:p>
+    <w:p>
+      <w:pPr>
         <w:spacing w:line="240" w:lineRule="auto"/>
         <w:ind w:firstLine="709"/>
         <w:jc w:val="both"/>
@@ -371,151 +537,6 @@
         </w:rPr>
         <w:t>.</w:t>
       </w:r>
-      <w:r>
-        <w:rPr>
-          <w:rFonts w:ascii="Times New Roman" w:hAnsi="Times New Roman" w:cs="Times New Roman"/>
-          <w:szCs w:val="28"/>
-        </w:rPr>
-        <w:t xml:space="preserve"> Приложение реализовано с использованием фреймворка </w:t>
-      </w:r>
-      <w:r>
-        <w:rPr>
-          <w:rFonts w:ascii="Times New Roman" w:hAnsi="Times New Roman" w:cs="Times New Roman"/>
-          <w:szCs w:val="28"/>
-          <w:lang w:val="en-US"/>
-        </w:rPr>
-        <w:t>Qt</w:t>
-      </w:r>
-      <w:r>
-        <w:rPr>
-          <w:rFonts w:ascii="Times New Roman" w:hAnsi="Times New Roman" w:cs="Times New Roman"/>
-          <w:szCs w:val="28"/>
-        </w:rPr>
-        <w:t xml:space="preserve"> и среды разработки </w:t>
-      </w:r>
-      <w:r>
-        <w:rPr>
-          <w:rFonts w:ascii="Times New Roman" w:hAnsi="Times New Roman" w:cs="Times New Roman"/>
-          <w:szCs w:val="28"/>
-          <w:lang w:val="en-US"/>
-        </w:rPr>
-        <w:t>Qt</w:t>
-      </w:r>
-      <w:r>
-        <w:rPr>
-          <w:rFonts w:ascii="Times New Roman" w:hAnsi="Times New Roman" w:cs="Times New Roman"/>
-          <w:szCs w:val="28"/>
-        </w:rPr>
-        <w:t xml:space="preserve"> </w:t>
-      </w:r>
-      <w:r>
-        <w:rPr>
-          <w:rFonts w:ascii="Times New Roman" w:hAnsi="Times New Roman" w:cs="Times New Roman"/>
-          <w:szCs w:val="28"/>
-          <w:lang w:val="en-US"/>
-        </w:rPr>
-        <w:t>Creator</w:t>
-      </w:r>
-      <w:r>
-        <w:rPr>
-          <w:rFonts w:ascii="Times New Roman" w:hAnsi="Times New Roman" w:cs="Times New Roman"/>
-          <w:szCs w:val="28"/>
-        </w:rPr>
-        <w:t>, благодаря чему приложение может быть адаптировано под различные операционные системы.</w:t>
-      </w:r>
-      <w:r>
-        <w:rPr>
-          <w:rFonts w:ascii="Times New Roman" w:hAnsi="Times New Roman" w:cs="Times New Roman"/>
-          <w:szCs w:val="28"/>
-        </w:rPr>
-        <w:t xml:space="preserve"> Во время разработки был</w:t>
-      </w:r>
-      <w:r>
-        <w:rPr>
-          <w:rFonts w:ascii="Times New Roman" w:hAnsi="Times New Roman" w:cs="Times New Roman"/>
-          <w:szCs w:val="28"/>
-        </w:rPr>
-        <w:t xml:space="preserve"> </w:t>
-      </w:r>
-      <w:r>
-        <w:rPr>
-          <w:rFonts w:ascii="Times New Roman" w:hAnsi="Times New Roman" w:cs="Times New Roman"/>
-          <w:szCs w:val="28"/>
-        </w:rPr>
-        <w:t xml:space="preserve">использован язык программирования </w:t>
-      </w:r>
-      <w:r>
-        <w:rPr>
-          <w:rFonts w:ascii="Times New Roman" w:hAnsi="Times New Roman" w:cs="Times New Roman"/>
-          <w:szCs w:val="28"/>
-          <w:lang w:val="en-US"/>
-        </w:rPr>
-        <w:t>C</w:t>
-      </w:r>
-      <w:r>
-        <w:rPr>
-          <w:rFonts w:ascii="Times New Roman" w:hAnsi="Times New Roman" w:cs="Times New Roman"/>
-          <w:szCs w:val="28"/>
-        </w:rPr>
-        <w:t>++</w:t>
-      </w:r>
-      <w:r>
-        <w:rPr>
-          <w:rFonts w:ascii="Times New Roman" w:hAnsi="Times New Roman" w:cs="Times New Roman"/>
-          <w:szCs w:val="28"/>
-        </w:rPr>
-        <w:t xml:space="preserve"> (</w:t>
-      </w:r>
-      <w:r>
-        <w:rPr>
-          <w:rFonts w:ascii="Times New Roman" w:hAnsi="Times New Roman" w:cs="Times New Roman"/>
-          <w:szCs w:val="28"/>
-        </w:rPr>
-        <w:t>для реализации логической части</w:t>
-      </w:r>
-      <w:r>
-        <w:rPr>
-          <w:rFonts w:ascii="Times New Roman" w:hAnsi="Times New Roman" w:cs="Times New Roman"/>
-          <w:szCs w:val="28"/>
-        </w:rPr>
-        <w:t>)</w:t>
-      </w:r>
-      <w:r>
-        <w:rPr>
-          <w:rFonts w:ascii="Times New Roman" w:hAnsi="Times New Roman" w:cs="Times New Roman"/>
-          <w:szCs w:val="28"/>
-        </w:rPr>
-        <w:t xml:space="preserve">, а также </w:t>
-      </w:r>
-      <w:r>
-        <w:rPr>
-          <w:rFonts w:ascii="Times New Roman" w:hAnsi="Times New Roman" w:cs="Times New Roman"/>
-          <w:szCs w:val="28"/>
-        </w:rPr>
-        <w:t xml:space="preserve">язык разметки </w:t>
-      </w:r>
-      <w:r>
-        <w:rPr>
-          <w:rFonts w:ascii="Times New Roman" w:hAnsi="Times New Roman" w:cs="Times New Roman"/>
-          <w:szCs w:val="28"/>
-          <w:lang w:val="en-US"/>
-        </w:rPr>
-        <w:t>XML</w:t>
-      </w:r>
-      <w:r>
-        <w:rPr>
-          <w:rFonts w:ascii="Times New Roman" w:hAnsi="Times New Roman" w:cs="Times New Roman"/>
-          <w:szCs w:val="28"/>
-        </w:rPr>
-        <w:t xml:space="preserve"> (для создания графического интерфейса)</w:t>
-      </w:r>
-      <w:r>
-        <w:rPr>
-          <w:rFonts w:ascii="Times New Roman" w:hAnsi="Times New Roman" w:cs="Times New Roman"/>
-          <w:szCs w:val="28"/>
-        </w:rPr>
-        <w:t>.</w:t>
-      </w:r>
     </w:p>
     <w:p>
       <w:pPr>
@@ -525,8 +546,528 @@
         <w:rPr>
           <w:rFonts w:ascii="Times New Roman" w:hAnsi="Times New Roman" w:cs="Times New Roman"/>
           <w:szCs w:val="28"/>
-        </w:rPr>
-      </w:pPr>
+          <w:lang w:val="en-US"/>
+        </w:rPr>
+      </w:pPr>
+      <w:r>
+        <w:rPr>
+          <w:rFonts w:ascii="Times New Roman" w:hAnsi="Times New Roman" w:cs="Times New Roman"/>
+          <w:szCs w:val="28"/>
+        </w:rPr>
+        <w:t>Модель</w:t>
+      </w:r>
+      <w:r>
+        <w:rPr>
+          <w:rFonts w:ascii="Times New Roman" w:hAnsi="Times New Roman" w:cs="Times New Roman"/>
+          <w:szCs w:val="28"/>
+          <w:lang w:val="en-US"/>
+        </w:rPr>
+        <w:t xml:space="preserve"> (</w:t>
+      </w:r>
+      <w:r>
+        <w:rPr>
+          <w:rFonts w:ascii="Times New Roman" w:hAnsi="Times New Roman" w:cs="Times New Roman"/>
+          <w:szCs w:val="28"/>
+          <w:lang w:val="en-US"/>
+        </w:rPr>
+        <w:t>model</w:t>
+      </w:r>
+      <w:r>
+        <w:rPr>
+          <w:rFonts w:ascii="Times New Roman" w:hAnsi="Times New Roman" w:cs="Times New Roman"/>
+          <w:szCs w:val="28"/>
+          <w:lang w:val="en-US"/>
+        </w:rPr>
+        <w:t xml:space="preserve">): </w:t>
+      </w:r>
+      <w:r>
+        <w:rPr>
+          <w:rFonts w:ascii="Times New Roman" w:hAnsi="Times New Roman" w:cs="Times New Roman"/>
+          <w:szCs w:val="28"/>
+        </w:rPr>
+        <w:t>Класс</w:t>
+      </w:r>
+      <w:r>
+        <w:rPr>
+          <w:rFonts w:ascii="Times New Roman" w:hAnsi="Times New Roman" w:cs="Times New Roman"/>
+          <w:szCs w:val="28"/>
+          <w:lang w:val="en-US"/>
+        </w:rPr>
+        <w:t xml:space="preserve"> </w:t>
+      </w:r>
+      <w:r>
+        <w:rPr>
+          <w:rFonts w:ascii="Times New Roman" w:hAnsi="Times New Roman" w:cs="Times New Roman"/>
+          <w:szCs w:val="28"/>
+          <w:lang w:val="en-US"/>
+        </w:rPr>
+        <w:t>ColorMath</w:t>
+      </w:r>
+      <w:r>
+        <w:rPr>
+          <w:rFonts w:ascii="Times New Roman" w:hAnsi="Times New Roman" w:cs="Times New Roman"/>
+          <w:szCs w:val="28"/>
+          <w:lang w:val="en-US"/>
+        </w:rPr>
+        <w:t xml:space="preserve"> </w:t>
+      </w:r>
+      <w:r>
+        <w:rPr>
+          <w:rFonts w:ascii="Times New Roman" w:hAnsi="Times New Roman" w:cs="Times New Roman"/>
+          <w:szCs w:val="28"/>
+          <w:lang w:val="en-US"/>
+        </w:rPr>
+        <w:t>(C++).</w:t>
+      </w:r>
+    </w:p>
+    <w:p>
+      <w:pPr>
+        <w:spacing w:line="240" w:lineRule="auto"/>
+        <w:ind w:firstLine="709"/>
+        <w:jc w:val="both"/>
+        <w:rPr>
+          <w:rFonts w:ascii="Times New Roman" w:hAnsi="Times New Roman" w:cs="Times New Roman"/>
+          <w:szCs w:val="28"/>
+        </w:rPr>
+      </w:pPr>
+      <w:r>
+        <w:rPr>
+          <w:rFonts w:ascii="Times New Roman" w:hAnsi="Times New Roman" w:cs="Times New Roman"/>
+          <w:szCs w:val="28"/>
+        </w:rPr>
+        <w:t>Представление</w:t>
+      </w:r>
+      <w:r>
+        <w:rPr>
+          <w:rFonts w:ascii="Times New Roman" w:hAnsi="Times New Roman" w:cs="Times New Roman"/>
+          <w:szCs w:val="28"/>
+          <w:lang w:val="en-US"/>
+        </w:rPr>
+        <w:t xml:space="preserve"> (</w:t>
+      </w:r>
+      <w:r>
+        <w:rPr>
+          <w:rFonts w:ascii="Times New Roman" w:hAnsi="Times New Roman" w:cs="Times New Roman"/>
+          <w:szCs w:val="28"/>
+          <w:lang w:val="en-US"/>
+        </w:rPr>
+        <w:t>view</w:t>
+      </w:r>
+      <w:r>
+        <w:rPr>
+          <w:rFonts w:ascii="Times New Roman" w:hAnsi="Times New Roman" w:cs="Times New Roman"/>
+          <w:szCs w:val="28"/>
+          <w:lang w:val="en-US"/>
+        </w:rPr>
+        <w:t xml:space="preserve">): </w:t>
+      </w:r>
+      <w:r>
+        <w:rPr>
+          <w:rFonts w:ascii="Times New Roman" w:hAnsi="Times New Roman" w:cs="Times New Roman"/>
+          <w:szCs w:val="28"/>
+        </w:rPr>
+        <w:t>Файл</w:t>
+      </w:r>
+      <w:r>
+        <w:rPr>
+          <w:rFonts w:ascii="Times New Roman" w:hAnsi="Times New Roman" w:cs="Times New Roman"/>
+          <w:szCs w:val="28"/>
+          <w:lang w:val="en-US"/>
+        </w:rPr>
+        <w:t xml:space="preserve"> </w:t>
+      </w:r>
+      <w:r>
+        <w:rPr>
+          <w:rFonts w:ascii="Times New Roman" w:hAnsi="Times New Roman" w:cs="Times New Roman"/>
+          <w:szCs w:val="28"/>
+          <w:lang w:val="en-US"/>
+        </w:rPr>
+        <w:t>ColorConverter.ui (XML)</w:t>
+      </w:r>
+      <w:r>
+        <w:rPr>
+          <w:rFonts w:ascii="Times New Roman" w:hAnsi="Times New Roman" w:cs="Times New Roman"/>
+          <w:szCs w:val="28"/>
+          <w:lang w:val="en-US"/>
+        </w:rPr>
+        <w:t>.</w:t>
+      </w:r>
+    </w:p>
+    <w:p>
+      <w:pPr>
+        <w:spacing w:line="240" w:lineRule="auto"/>
+        <w:ind w:firstLine="709"/>
+        <w:jc w:val="both"/>
+        <w:rPr>
+          <w:rFonts w:ascii="Times New Roman" w:hAnsi="Times New Roman" w:cs="Times New Roman"/>
+          <w:szCs w:val="28"/>
+        </w:rPr>
+      </w:pPr>
+      <w:r>
+        <w:rPr>
+          <w:rFonts w:ascii="Times New Roman" w:hAnsi="Times New Roman" w:cs="Times New Roman"/>
+          <w:szCs w:val="28"/>
+        </w:rPr>
+        <w:t>Контроллер</w:t>
+      </w:r>
+      <w:r>
+        <w:rPr>
+          <w:rFonts w:ascii="Times New Roman" w:hAnsi="Times New Roman" w:cs="Times New Roman"/>
+          <w:szCs w:val="28"/>
+          <w:lang w:val="en-US"/>
+        </w:rPr>
+        <w:t xml:space="preserve"> (</w:t>
+      </w:r>
+      <w:r>
+        <w:rPr>
+          <w:rFonts w:ascii="Times New Roman" w:hAnsi="Times New Roman" w:cs="Times New Roman"/>
+          <w:szCs w:val="28"/>
+          <w:lang w:val="en-US"/>
+        </w:rPr>
+        <w:t>controller</w:t>
+      </w:r>
+      <w:r>
+        <w:rPr>
+          <w:rFonts w:ascii="Times New Roman" w:hAnsi="Times New Roman" w:cs="Times New Roman"/>
+          <w:szCs w:val="28"/>
+          <w:lang w:val="en-US"/>
+        </w:rPr>
+        <w:t>)</w:t>
+      </w:r>
+      <w:r>
+        <w:rPr>
+          <w:rFonts w:ascii="Times New Roman" w:hAnsi="Times New Roman" w:cs="Times New Roman"/>
+          <w:szCs w:val="28"/>
+          <w:lang w:val="en-US"/>
+        </w:rPr>
+        <w:t xml:space="preserve">: </w:t>
+      </w:r>
+      <w:r>
+        <w:rPr>
+          <w:rFonts w:ascii="Times New Roman" w:hAnsi="Times New Roman" w:cs="Times New Roman"/>
+          <w:szCs w:val="28"/>
+        </w:rPr>
+        <w:t>Класс</w:t>
+      </w:r>
+      <w:r>
+        <w:rPr>
+          <w:rFonts w:ascii="Times New Roman" w:hAnsi="Times New Roman" w:cs="Times New Roman"/>
+          <w:szCs w:val="28"/>
+          <w:lang w:val="en-US"/>
+        </w:rPr>
+        <w:t xml:space="preserve"> </w:t>
+      </w:r>
+      <w:r>
+        <w:rPr>
+          <w:rFonts w:ascii="Times New Roman" w:hAnsi="Times New Roman" w:cs="Times New Roman"/>
+          <w:szCs w:val="28"/>
+          <w:lang w:val="en-US"/>
+        </w:rPr>
+        <w:t>ColorConverter (C++).</w:t>
+      </w:r>
+    </w:p>
+    <w:p>
+      <w:pPr>
+        <w:spacing w:line="240" w:lineRule="auto"/>
+        <w:ind w:firstLine="709"/>
+        <w:jc w:val="center"/>
+        <w:rPr>
+          <w:rFonts w:ascii="Times New Roman" w:hAnsi="Times New Roman" w:cs="Times New Roman"/>
+          <w:b/>
+          <w:bCs/>
+          <w:szCs w:val="28"/>
+        </w:rPr>
+      </w:pPr>
+      <w:r>
+        <w:rPr>
+          <w:rFonts w:ascii="Times New Roman" w:hAnsi="Times New Roman" w:cs="Times New Roman"/>
+          <w:b/>
+          <w:bCs/>
+          <w:szCs w:val="28"/>
+        </w:rPr>
+        <w:t>Использованные инструменты</w:t>
+      </w:r>
+    </w:p>
+    <w:p>
+      <w:pPr>
+        <w:spacing w:line="240" w:lineRule="auto"/>
+        <w:ind w:firstLine="709"/>
+        <w:jc w:val="both"/>
+        <w:rPr>
+          <w:rFonts w:ascii="Times New Roman" w:hAnsi="Times New Roman" w:cs="Times New Roman"/>
+          <w:szCs w:val="28"/>
+        </w:rPr>
+      </w:pPr>
+      <w:r>
+        <w:rPr>
+          <w:rFonts w:ascii="Times New Roman" w:hAnsi="Times New Roman" w:cs="Times New Roman"/>
+          <w:szCs w:val="28"/>
+        </w:rPr>
+        <w:t xml:space="preserve">Приложение реализовано с использованием фреймворка </w:t>
+      </w:r>
+      <w:r>
+        <w:rPr>
+          <w:rFonts w:ascii="Times New Roman" w:hAnsi="Times New Roman" w:cs="Times New Roman"/>
+          <w:szCs w:val="28"/>
+          <w:lang w:val="en-US"/>
+        </w:rPr>
+        <w:t>Qt</w:t>
+      </w:r>
+      <w:r>
+        <w:rPr>
+          <w:rFonts w:ascii="Times New Roman" w:hAnsi="Times New Roman" w:cs="Times New Roman"/>
+          <w:szCs w:val="28"/>
+        </w:rPr>
+        <w:t xml:space="preserve"> и среды разработки </w:t>
+      </w:r>
+      <w:r>
+        <w:rPr>
+          <w:rFonts w:ascii="Times New Roman" w:hAnsi="Times New Roman" w:cs="Times New Roman"/>
+          <w:szCs w:val="28"/>
+          <w:lang w:val="en-US"/>
+        </w:rPr>
+        <w:t>Qt</w:t>
+      </w:r>
+      <w:r>
+        <w:rPr>
+          <w:rFonts w:ascii="Times New Roman" w:hAnsi="Times New Roman" w:cs="Times New Roman"/>
+          <w:szCs w:val="28"/>
+        </w:rPr>
+        <w:t xml:space="preserve"> </w:t>
+      </w:r>
+      <w:r>
+        <w:rPr>
+          <w:rFonts w:ascii="Times New Roman" w:hAnsi="Times New Roman" w:cs="Times New Roman"/>
+          <w:szCs w:val="28"/>
+          <w:lang w:val="en-US"/>
+        </w:rPr>
+        <w:t>Creator</w:t>
+      </w:r>
+      <w:r>
+        <w:rPr>
+          <w:rFonts w:ascii="Times New Roman" w:hAnsi="Times New Roman" w:cs="Times New Roman"/>
+          <w:szCs w:val="28"/>
+        </w:rPr>
+        <w:t>.</w:t>
+      </w:r>
+      <w:r>
+        <w:rPr>
+          <w:rFonts w:ascii="Times New Roman" w:hAnsi="Times New Roman" w:cs="Times New Roman"/>
+          <w:szCs w:val="28"/>
+        </w:rPr>
+        <w:t xml:space="preserve"> Во время разработки был</w:t>
+      </w:r>
+      <w:r>
+        <w:rPr>
+          <w:rFonts w:ascii="Times New Roman" w:hAnsi="Times New Roman" w:cs="Times New Roman"/>
+          <w:szCs w:val="28"/>
+        </w:rPr>
+        <w:t xml:space="preserve"> </w:t>
+      </w:r>
+      <w:r>
+        <w:rPr>
+          <w:rFonts w:ascii="Times New Roman" w:hAnsi="Times New Roman" w:cs="Times New Roman"/>
+          <w:szCs w:val="28"/>
+        </w:rPr>
+        <w:t xml:space="preserve">использован язык программирования </w:t>
+      </w:r>
+      <w:r>
+        <w:rPr>
+          <w:rFonts w:ascii="Times New Roman" w:hAnsi="Times New Roman" w:cs="Times New Roman"/>
+          <w:szCs w:val="28"/>
+          <w:lang w:val="en-US"/>
+        </w:rPr>
+        <w:t>C</w:t>
+      </w:r>
+      <w:r>
+        <w:rPr>
+          <w:rFonts w:ascii="Times New Roman" w:hAnsi="Times New Roman" w:cs="Times New Roman"/>
+          <w:szCs w:val="28"/>
+        </w:rPr>
+        <w:t>++</w:t>
+      </w:r>
+      <w:r>
+        <w:rPr>
+          <w:rFonts w:ascii="Times New Roman" w:hAnsi="Times New Roman" w:cs="Times New Roman"/>
+          <w:szCs w:val="28"/>
+        </w:rPr>
+        <w:t xml:space="preserve"> (</w:t>
+      </w:r>
+      <w:r>
+        <w:rPr>
+          <w:rFonts w:ascii="Times New Roman" w:hAnsi="Times New Roman" w:cs="Times New Roman"/>
+          <w:szCs w:val="28"/>
+        </w:rPr>
+        <w:t>для реализации логической части</w:t>
+      </w:r>
+      <w:r>
+        <w:rPr>
+          <w:rFonts w:ascii="Times New Roman" w:hAnsi="Times New Roman" w:cs="Times New Roman"/>
+          <w:szCs w:val="28"/>
+        </w:rPr>
+        <w:t>)</w:t>
+      </w:r>
+      <w:r>
+        <w:rPr>
+          <w:rFonts w:ascii="Times New Roman" w:hAnsi="Times New Roman" w:cs="Times New Roman"/>
+          <w:szCs w:val="28"/>
+        </w:rPr>
+        <w:t xml:space="preserve">, а также </w:t>
+      </w:r>
+      <w:r>
+        <w:rPr>
+          <w:rFonts w:ascii="Times New Roman" w:hAnsi="Times New Roman" w:cs="Times New Roman"/>
+          <w:szCs w:val="28"/>
+        </w:rPr>
+        <w:t xml:space="preserve">язык разметки </w:t>
+      </w:r>
+      <w:r>
+        <w:rPr>
+          <w:rFonts w:ascii="Times New Roman" w:hAnsi="Times New Roman" w:cs="Times New Roman"/>
+          <w:szCs w:val="28"/>
+          <w:lang w:val="en-US"/>
+        </w:rPr>
+        <w:t>XML</w:t>
+      </w:r>
+      <w:r>
+        <w:rPr>
+          <w:rFonts w:ascii="Times New Roman" w:hAnsi="Times New Roman" w:cs="Times New Roman"/>
+          <w:szCs w:val="28"/>
+        </w:rPr>
+        <w:t xml:space="preserve"> (для создания графического интерфейса)</w:t>
+      </w:r>
+      <w:r>
+        <w:rPr>
+          <w:rFonts w:ascii="Times New Roman" w:hAnsi="Times New Roman" w:cs="Times New Roman"/>
+          <w:szCs w:val="28"/>
+        </w:rPr>
+        <w:t>.</w:t>
+      </w:r>
+      <w:r>
+        <w:rPr>
+          <w:rFonts w:ascii="Times New Roman" w:hAnsi="Times New Roman" w:cs="Times New Roman"/>
+          <w:szCs w:val="28"/>
+        </w:rPr>
+        <w:t xml:space="preserve"> Приложение можно запускать в виде программы, устанавливаемой на ПК пользователя</w:t>
+      </w:r>
+      <w:r>
+        <w:rPr>
+          <w:rFonts w:ascii="Times New Roman" w:hAnsi="Times New Roman" w:cs="Times New Roman"/>
+          <w:szCs w:val="28"/>
+        </w:rPr>
+        <w:t xml:space="preserve"> с операционной системой </w:t>
+      </w:r>
+      <w:r>
+        <w:rPr>
+          <w:rFonts w:ascii="Times New Roman" w:hAnsi="Times New Roman" w:cs="Times New Roman"/>
+          <w:szCs w:val="28"/>
+          <w:lang w:val="en-US"/>
+        </w:rPr>
+        <w:t>Windows</w:t>
+      </w:r>
+      <w:r>
+        <w:rPr>
+          <w:rFonts w:ascii="Times New Roman" w:hAnsi="Times New Roman" w:cs="Times New Roman"/>
+          <w:szCs w:val="28"/>
+        </w:rPr>
+        <w:t>.</w:t>
+      </w:r>
+      <w:r>
+        <w:rPr>
+          <w:rFonts w:ascii="Times New Roman" w:hAnsi="Times New Roman" w:cs="Times New Roman"/>
+          <w:szCs w:val="28"/>
+        </w:rPr>
+        <w:t xml:space="preserve"> Также, благодаря использованию среды </w:t>
+      </w:r>
+      <w:r>
+        <w:rPr>
+          <w:rFonts w:ascii="Times New Roman" w:hAnsi="Times New Roman" w:cs="Times New Roman"/>
+          <w:szCs w:val="28"/>
+          <w:lang w:val="en-US"/>
+        </w:rPr>
+        <w:t>Qt</w:t>
+      </w:r>
+      <w:r>
+        <w:rPr>
+          <w:rFonts w:ascii="Times New Roman" w:hAnsi="Times New Roman" w:cs="Times New Roman"/>
+          <w:szCs w:val="28"/>
+        </w:rPr>
+        <w:t>,</w:t>
+      </w:r>
+      <w:r>
+        <w:rPr>
+          <w:rFonts w:ascii="Times New Roman" w:hAnsi="Times New Roman" w:cs="Times New Roman"/>
+          <w:szCs w:val="28"/>
+        </w:rPr>
+        <w:t xml:space="preserve"> </w:t>
+      </w:r>
+      <w:r>
+        <w:rPr>
+          <w:rFonts w:ascii="Times New Roman" w:hAnsi="Times New Roman" w:cs="Times New Roman"/>
+          <w:szCs w:val="28"/>
+        </w:rPr>
+        <w:lastRenderedPageBreak/>
+        <w:t>приложение можно адаптировать под другие операционные системы и типы устройств</w:t>
+      </w:r>
+      <w:r>
+        <w:rPr>
+          <w:rFonts w:ascii="Times New Roman" w:hAnsi="Times New Roman" w:cs="Times New Roman"/>
+          <w:szCs w:val="28"/>
+        </w:rPr>
+        <w:t xml:space="preserve">, такие как </w:t>
+      </w:r>
+      <w:r>
+        <w:rPr>
+          <w:rFonts w:ascii="Times New Roman" w:hAnsi="Times New Roman" w:cs="Times New Roman"/>
+          <w:szCs w:val="28"/>
+          <w:lang w:val="en-US"/>
+        </w:rPr>
+        <w:t>MacOS</w:t>
+      </w:r>
+      <w:r>
+        <w:rPr>
+          <w:rFonts w:ascii="Times New Roman" w:hAnsi="Times New Roman" w:cs="Times New Roman"/>
+          <w:szCs w:val="28"/>
+        </w:rPr>
+        <w:t xml:space="preserve">, </w:t>
+      </w:r>
+      <w:r>
+        <w:rPr>
+          <w:rFonts w:ascii="Times New Roman" w:hAnsi="Times New Roman" w:cs="Times New Roman"/>
+          <w:szCs w:val="28"/>
+          <w:lang w:val="en-US"/>
+        </w:rPr>
+        <w:t>Linux</w:t>
+      </w:r>
+      <w:r>
+        <w:rPr>
+          <w:rFonts w:ascii="Times New Roman" w:hAnsi="Times New Roman" w:cs="Times New Roman"/>
+          <w:szCs w:val="28"/>
+        </w:rPr>
+        <w:t xml:space="preserve">, </w:t>
+      </w:r>
+      <w:r>
+        <w:rPr>
+          <w:rFonts w:ascii="Times New Roman" w:hAnsi="Times New Roman" w:cs="Times New Roman"/>
+          <w:szCs w:val="28"/>
+          <w:lang w:val="en-US"/>
+        </w:rPr>
+        <w:t>Android</w:t>
+      </w:r>
+      <w:r>
+        <w:rPr>
+          <w:rFonts w:ascii="Times New Roman" w:hAnsi="Times New Roman" w:cs="Times New Roman"/>
+          <w:szCs w:val="28"/>
+        </w:rPr>
+        <w:t>.</w:t>
+      </w:r>
+      <w:r>
+        <w:rPr>
+          <w:rFonts w:ascii="Times New Roman" w:hAnsi="Times New Roman" w:cs="Times New Roman"/>
+          <w:szCs w:val="28"/>
+        </w:rPr>
+        <w:t xml:space="preserve"> </w:t>
+      </w:r>
       <w:r>
         <w:rPr>
           <w:rFonts w:ascii="Times New Roman" w:hAnsi="Times New Roman" w:cs="Times New Roman"/>
@@ -561,56 +1102,62 @@
           <w:rFonts w:ascii="Times New Roman" w:hAnsi="Times New Roman" w:cs="Times New Roman"/>
           <w:szCs w:val="28"/>
         </w:rPr>
-        <w:t>. В</w:t>
-      </w:r>
-      <w:r>
-        <w:rPr>
-          <w:rFonts w:ascii="Times New Roman" w:hAnsi="Times New Roman" w:cs="Times New Roman"/>
-          <w:szCs w:val="28"/>
-        </w:rPr>
-        <w:t xml:space="preserve"> целях дальнейшей доработки </w:t>
-      </w:r>
-      <w:r>
-        <w:rPr>
-          <w:rFonts w:ascii="Times New Roman" w:hAnsi="Times New Roman" w:cs="Times New Roman"/>
-          <w:szCs w:val="28"/>
-        </w:rPr>
-        <w:t xml:space="preserve">рассматривается расширение числа поддерживаемых </w:t>
-      </w:r>
-      <w:r>
-        <w:rPr>
-          <w:rFonts w:ascii="Times New Roman" w:hAnsi="Times New Roman" w:cs="Times New Roman"/>
-          <w:szCs w:val="28"/>
-        </w:rPr>
-        <w:t xml:space="preserve">цветовых </w:t>
-      </w:r>
-      <w:r>
-        <w:rPr>
-          <w:rFonts w:ascii="Times New Roman" w:hAnsi="Times New Roman" w:cs="Times New Roman"/>
-          <w:szCs w:val="28"/>
-        </w:rPr>
-        <w:t>моделей</w:t>
-      </w:r>
-      <w:r>
-        <w:rPr>
-          <w:rFonts w:ascii="Times New Roman" w:hAnsi="Times New Roman" w:cs="Times New Roman"/>
-          <w:szCs w:val="28"/>
-        </w:rPr>
-        <w:t>,</w:t>
-      </w:r>
-      <w:r>
-        <w:rPr>
-          <w:rFonts w:ascii="Times New Roman" w:hAnsi="Times New Roman" w:cs="Times New Roman"/>
-          <w:szCs w:val="28"/>
-        </w:rPr>
-        <w:t xml:space="preserve"> а также внедрение алгоритмов для считывания цвета с изображений и </w:t>
-      </w:r>
-      <w:r>
-        <w:rPr>
-          <w:rFonts w:ascii="Times New Roman" w:hAnsi="Times New Roman" w:cs="Times New Roman"/>
-          <w:szCs w:val="28"/>
-        </w:rPr>
-        <w:t>окон приложений.</w:t>
+        <w:t>.</w:t>
+      </w:r>
+    </w:p>
+    <w:p>
+      <w:pPr>
+        <w:spacing w:line="240" w:lineRule="auto"/>
+        <w:ind w:firstLine="709"/>
+        <w:jc w:val="center"/>
+        <w:rPr>
+          <w:rFonts w:ascii="Times New Roman" w:hAnsi="Times New Roman" w:cs="Times New Roman"/>
+          <w:b/>
+          <w:bCs/>
+          <w:szCs w:val="28"/>
+        </w:rPr>
+      </w:pPr>
+      <w:r>
+        <w:rPr>
+          <w:rFonts w:ascii="Times New Roman" w:hAnsi="Times New Roman" w:cs="Times New Roman"/>
+          <w:b/>
+          <w:bCs/>
+          <w:szCs w:val="28"/>
+        </w:rPr>
+        <w:t>Выводы</w:t>
+      </w:r>
+    </w:p>
+    <w:p>
+      <w:pPr>
+        <w:spacing w:line="240" w:lineRule="auto"/>
+        <w:ind w:firstLine="709"/>
+        <w:jc w:val="both"/>
+        <w:rPr>
+          <w:rFonts w:ascii="Times New Roman" w:hAnsi="Times New Roman" w:cs="Times New Roman"/>
+          <w:szCs w:val="28"/>
+        </w:rPr>
+      </w:pPr>
+      <w:r>
+        <w:rPr>
+          <w:rFonts w:ascii="Times New Roman" w:hAnsi="Times New Roman" w:cs="Times New Roman"/>
+          <w:szCs w:val="28"/>
+        </w:rPr>
+        <w:t>В результате лабораторной работы было создано приложение с комфортным интерфейсом и широким функционалом. В дальнейшем возможна доработка приложения. Первостепенные задачи доработки: расширение спектра поддерживаемых цветовых моделей, внедрение алгоритмов для считывания цвета с изображений и окон системы.</w:t>
+      </w:r>
+      <w:r>
+        <w:rPr>
+          <w:rFonts w:ascii="Times New Roman" w:hAnsi="Times New Roman" w:cs="Times New Roman"/>
+          <w:szCs w:val="28"/>
+        </w:rPr>
+        <w:t xml:space="preserve"> Исследованы различные цветовые модели и алгоритмы перехода между ними. Изученные алгоритмы реализованы на языке программирования </w:t>
+      </w:r>
+      <w:r>
+        <w:rPr>
+          <w:rFonts w:ascii="Times New Roman" w:hAnsi="Times New Roman" w:cs="Times New Roman"/>
+          <w:szCs w:val="28"/>
+          <w:lang w:val="en-US"/>
+        </w:rPr>
+        <w:t>C++.</w:t>
       </w:r>
     </w:p>
     <w:sectPr>
@@ -1324,6 +1871,7 @@
   <w:style w:type="character" w:default="1" w:styleId="a0">
     <w:name w:val="Default Paragraph Font"/>
     <w:uiPriority w:val="1"/>
+    <w:semiHidden/>
     <w:unhideWhenUsed/>
   </w:style>
   <w:style w:type="table" w:default="1" w:styleId="a1">

--- a/Lab1_color_converter/Lab1Report_Kovalenko.docx
+++ b/Lab1_color_converter/Lab1Report_Kovalenko.docx
@@ -35,7 +35,6 @@
           <w:bCs/>
           <w:sz w:val="32"/>
           <w:szCs w:val="32"/>
-          <w:lang w:val="en-US"/>
         </w:rPr>
       </w:pPr>
       <w:r>
@@ -283,7 +282,6 @@
     <w:p>
       <w:pPr>
         <w:spacing w:line="240" w:lineRule="auto"/>
-        <w:ind w:firstLine="708"/>
         <w:jc w:val="center"/>
         <w:rPr>
           <w:rFonts w:ascii="Times New Roman" w:hAnsi="Times New Roman" w:cs="Times New Roman"/>
@@ -472,7 +470,7 @@
       <w:pPr>
         <w:pStyle w:val="a7"/>
         <w:spacing w:line="240" w:lineRule="auto"/>
-        <w:ind w:left="426"/>
+        <w:ind w:left="0"/>
         <w:jc w:val="center"/>
         <w:rPr>
           <w:rFonts w:ascii="Times New Roman" w:hAnsi="Times New Roman" w:cs="Times New Roman"/>
@@ -546,7 +544,6 @@
         <w:rPr>
           <w:rFonts w:ascii="Times New Roman" w:hAnsi="Times New Roman" w:cs="Times New Roman"/>
           <w:szCs w:val="28"/>
-          <w:lang w:val="en-US"/>
         </w:rPr>
       </w:pPr>
       <w:r>
@@ -560,7 +557,6 @@
         <w:rPr>
           <w:rFonts w:ascii="Times New Roman" w:hAnsi="Times New Roman" w:cs="Times New Roman"/>
           <w:szCs w:val="28"/>
-          <w:lang w:val="en-US"/>
         </w:rPr>
         <w:t xml:space="preserve"> (</w:t>
       </w:r>
@@ -576,7 +572,6 @@
         <w:rPr>
           <w:rFonts w:ascii="Times New Roman" w:hAnsi="Times New Roman" w:cs="Times New Roman"/>
           <w:szCs w:val="28"/>
-          <w:lang w:val="en-US"/>
         </w:rPr>
         <w:t xml:space="preserve">): </w:t>
       </w:r>
@@ -591,7 +586,6 @@
         <w:rPr>
           <w:rFonts w:ascii="Times New Roman" w:hAnsi="Times New Roman" w:cs="Times New Roman"/>
           <w:szCs w:val="28"/>
-          <w:lang w:val="en-US"/>
         </w:rPr>
         <w:t xml:space="preserve"> </w:t>
       </w:r>
@@ -607,17 +601,23 @@
         <w:rPr>
           <w:rFonts w:ascii="Times New Roman" w:hAnsi="Times New Roman" w:cs="Times New Roman"/>
           <w:szCs w:val="28"/>
-          <w:lang w:val="en-US"/>
-        </w:rPr>
-        <w:t xml:space="preserve"> </w:t>
-      </w:r>
-      <w:r>
-        <w:rPr>
-          <w:rFonts w:ascii="Times New Roman" w:hAnsi="Times New Roman" w:cs="Times New Roman"/>
-          <w:szCs w:val="28"/>
-          <w:lang w:val="en-US"/>
-        </w:rPr>
-        <w:t>(C++).</w:t>
+        </w:rPr>
+        <w:t xml:space="preserve"> (</w:t>
+      </w:r>
+      <w:r>
+        <w:rPr>
+          <w:rFonts w:ascii="Times New Roman" w:hAnsi="Times New Roman" w:cs="Times New Roman"/>
+          <w:szCs w:val="28"/>
+          <w:lang w:val="en-US"/>
+        </w:rPr>
+        <w:t>C</w:t>
+      </w:r>
+      <w:r>
+        <w:rPr>
+          <w:rFonts w:ascii="Times New Roman" w:hAnsi="Times New Roman" w:cs="Times New Roman"/>
+          <w:szCs w:val="28"/>
+        </w:rPr>
+        <w:t>++).</w:t>
       </w:r>
     </w:p>
     <w:p>
@@ -641,7 +641,6 @@
         <w:rPr>
           <w:rFonts w:ascii="Times New Roman" w:hAnsi="Times New Roman" w:cs="Times New Roman"/>
           <w:szCs w:val="28"/>
-          <w:lang w:val="en-US"/>
         </w:rPr>
         <w:t xml:space="preserve"> (</w:t>
       </w:r>
@@ -657,7 +656,6 @@
         <w:rPr>
           <w:rFonts w:ascii="Times New Roman" w:hAnsi="Times New Roman" w:cs="Times New Roman"/>
           <w:szCs w:val="28"/>
-          <w:lang w:val="en-US"/>
         </w:rPr>
         <w:t xml:space="preserve">): </w:t>
       </w:r>
@@ -672,7 +670,6 @@
         <w:rPr>
           <w:rFonts w:ascii="Times New Roman" w:hAnsi="Times New Roman" w:cs="Times New Roman"/>
           <w:szCs w:val="28"/>
-          <w:lang w:val="en-US"/>
         </w:rPr>
         <w:t xml:space="preserve"> </w:t>
       </w:r>
@@ -682,15 +679,44 @@
           <w:szCs w:val="28"/>
           <w:lang w:val="en-US"/>
         </w:rPr>
-        <w:t>ColorConverter.ui (XML)</w:t>
-      </w:r>
-      <w:r>
-        <w:rPr>
-          <w:rFonts w:ascii="Times New Roman" w:hAnsi="Times New Roman" w:cs="Times New Roman"/>
-          <w:szCs w:val="28"/>
-          <w:lang w:val="en-US"/>
+        <w:t>ColorConverter</w:t>
+      </w:r>
+      <w:r>
+        <w:rPr>
+          <w:rFonts w:ascii="Times New Roman" w:hAnsi="Times New Roman" w:cs="Times New Roman"/>
+          <w:szCs w:val="28"/>
         </w:rPr>
         <w:t>.</w:t>
+      </w:r>
+      <w:r>
+        <w:rPr>
+          <w:rFonts w:ascii="Times New Roman" w:hAnsi="Times New Roman" w:cs="Times New Roman"/>
+          <w:szCs w:val="28"/>
+          <w:lang w:val="en-US"/>
+        </w:rPr>
+        <w:t>ui</w:t>
+      </w:r>
+      <w:r>
+        <w:rPr>
+          <w:rFonts w:ascii="Times New Roman" w:hAnsi="Times New Roman" w:cs="Times New Roman"/>
+          <w:szCs w:val="28"/>
+        </w:rPr>
+        <w:t xml:space="preserve"> (</w:t>
+      </w:r>
+      <w:r>
+        <w:rPr>
+          <w:rFonts w:ascii="Times New Roman" w:hAnsi="Times New Roman" w:cs="Times New Roman"/>
+          <w:szCs w:val="28"/>
+          <w:lang w:val="en-US"/>
+        </w:rPr>
+        <w:t>XML</w:t>
+      </w:r>
+      <w:r>
+        <w:rPr>
+          <w:rFonts w:ascii="Times New Roman" w:hAnsi="Times New Roman" w:cs="Times New Roman"/>
+          <w:szCs w:val="28"/>
+        </w:rPr>
+        <w:t>).</w:t>
       </w:r>
     </w:p>
     <w:p>
@@ -701,6 +727,7 @@
         <w:rPr>
           <w:rFonts w:ascii="Times New Roman" w:hAnsi="Times New Roman" w:cs="Times New Roman"/>
           <w:szCs w:val="28"/>
+          <w:lang w:val="en-US"/>
         </w:rPr>
       </w:pPr>
       <w:r>
@@ -769,7 +796,6 @@
     <w:p>
       <w:pPr>
         <w:spacing w:line="240" w:lineRule="auto"/>
-        <w:ind w:firstLine="709"/>
         <w:jc w:val="center"/>
         <w:rPr>
           <w:rFonts w:ascii="Times New Roman" w:hAnsi="Times New Roman" w:cs="Times New Roman"/>
@@ -1108,7 +1134,6 @@
     <w:p>
       <w:pPr>
         <w:spacing w:line="240" w:lineRule="auto"/>
-        <w:ind w:firstLine="709"/>
         <w:jc w:val="center"/>
         <w:rPr>
           <w:rFonts w:ascii="Times New Roman" w:hAnsi="Times New Roman" w:cs="Times New Roman"/>
@@ -1157,7 +1182,14 @@
           <w:szCs w:val="28"/>
           <w:lang w:val="en-US"/>
         </w:rPr>
-        <w:t>C++.</w:t>
+        <w:t>C</w:t>
+      </w:r>
+      <w:r>
+        <w:rPr>
+          <w:rFonts w:ascii="Times New Roman" w:hAnsi="Times New Roman" w:cs="Times New Roman"/>
+          <w:szCs w:val="28"/>
+        </w:rPr>
+        <w:t>++.</w:t>
       </w:r>
     </w:p>
     <w:sectPr>
